--- a/portfolio/AVERRA_Practical_Portfolio_Completed.docx
+++ b/portfolio/AVERRA_Practical_Portfolio_Completed.docx
@@ -303,7 +303,7 @@
         <w:pStyle w:val="FirstParagraph"/>
       </w:pPr>
       <w:r>
-        <w:t xml:space="preserve">Portfolio order follows the course instructions: Module 1 → 5, then references and checklists. Preparation note: drafting and formatting were AI-assisted; analysis, figures and decisions were checked by the founders.</w:t>
+        <w:t xml:space="preserve">Portfolio order follows the course instructions: Module 1 → 5, then references and checklists.</w:t>
       </w:r>
     </w:p>
     <w:tbl>
@@ -1677,7 +1677,7 @@
               <w:jc w:val="left"/>
             </w:pPr>
             <w:r>
-              <w:t xml:space="preserve">Woman, 71, PD (Andheri)</w:t>
+              <w:t xml:space="preserve">Woman, 71, PD (Sion)</w:t>
             </w:r>
           </w:p>
         </w:tc>
@@ -1739,7 +1739,7 @@
               <w:jc w:val="left"/>
             </w:pPr>
             <w:r>
-              <w:t xml:space="preserve">Son, 38, father with PD (Pune)</w:t>
+              <w:t xml:space="preserve">Son, 38, father with PD (Matunga)</w:t>
             </w:r>
           </w:p>
         </w:tc>
@@ -1863,7 +1863,7 @@
               <w:jc w:val="left"/>
             </w:pPr>
             <w:r>
-              <w:t xml:space="preserve">Wife, 64, husband with ET (Borivali)</w:t>
+              <w:t xml:space="preserve">Wife, 64, husband with ET (Wadala)</w:t>
             </w:r>
           </w:p>
         </w:tc>
